--- a/backend/data/sample_brds/BRD_Tabular_Rules.docx
+++ b/backend/data/sample_brds/BRD_Tabular_Rules.docx
@@ -31,7 +31,7 @@
     </w:p>
     <w:p>
       <w:r>
-        <w:t>Update the credit risk scoring thresholds and introduce new risk bands to align with the revised regulatory guidelines from RBI circular 2025/14. This impacts eligibility, pricing, and exposure limits across all unsecured lending products.</w:t>
+        <w:t>Update the credit risk scoring thresholds and introduce new risk bands to align with the revised regulatory guidelines from CFPB Bulletin 2025-04. This impacts eligibility, pricing, and exposure limits across all unsecured lending products.</w:t>
       </w:r>
     </w:p>
     <w:p>
@@ -149,7 +149,7 @@
           </w:tcPr>
           <w:p>
             <w:r>
-              <w:t>10.5%</w:t>
+              <w:t>9.99%</w:t>
             </w:r>
           </w:p>
         </w:tc>
@@ -159,7 +159,7 @@
           </w:tcPr>
           <w:p>
             <w:r>
-              <w:t>₹25,00,000</w:t>
+              <w:t>$100,000</w:t>
             </w:r>
           </w:p>
         </w:tc>
@@ -201,7 +201,7 @@
           </w:tcPr>
           <w:p>
             <w:r>
-              <w:t>12.5%</w:t>
+              <w:t>12.49%</w:t>
             </w:r>
           </w:p>
         </w:tc>
@@ -211,7 +211,7 @@
           </w:tcPr>
           <w:p>
             <w:r>
-              <w:t>₹15,00,000</w:t>
+              <w:t>$50,000</w:t>
             </w:r>
           </w:p>
         </w:tc>
@@ -253,7 +253,7 @@
           </w:tcPr>
           <w:p>
             <w:r>
-              <w:t>14.5%</w:t>
+              <w:t>14.99%</w:t>
             </w:r>
           </w:p>
         </w:tc>
@@ -263,7 +263,7 @@
           </w:tcPr>
           <w:p>
             <w:r>
-              <w:t>₹10,00,000</w:t>
+              <w:t>$40,000</w:t>
             </w:r>
           </w:p>
         </w:tc>
@@ -305,7 +305,7 @@
           </w:tcPr>
           <w:p>
             <w:r>
-              <w:t>17.0%</w:t>
+              <w:t>16.99%</w:t>
             </w:r>
           </w:p>
         </w:tc>
@@ -315,7 +315,7 @@
           </w:tcPr>
           <w:p>
             <w:r>
-              <w:t>₹5,00,000</w:t>
+              <w:t>$20,000</w:t>
             </w:r>
           </w:p>
         </w:tc>
@@ -367,7 +367,7 @@
           </w:tcPr>
           <w:p>
             <w:r>
-              <w:t>₹0 (Auto-reject)</w:t>
+              <w:t>$0 (Auto-reject)</w:t>
             </w:r>
           </w:p>
         </w:tc>
@@ -583,7 +583,7 @@
           </w:tcPr>
           <w:p>
             <w:r>
-              <w:t>Cheque bounces in last 6 months</w:t>
+              <w:t>Check / payment returns in last 6 months</w:t>
             </w:r>
           </w:p>
         </w:tc>
@@ -764,7 +764,7 @@
           </w:tcPr>
           <w:p>
             <w:r>
-              <w:t>Tier 1</w:t>
+              <w:t>Tier 1 (Top-25 MSA)</w:t>
             </w:r>
           </w:p>
         </w:tc>
@@ -774,7 +774,7 @@
           </w:tcPr>
           <w:p>
             <w:r>
-              <w:t>₹30,000</w:t>
+              <w:t>$5,000</w:t>
             </w:r>
           </w:p>
         </w:tc>
@@ -796,7 +796,7 @@
           </w:tcPr>
           <w:p>
             <w:r>
-              <w:t>Tier 2</w:t>
+              <w:t>Tier 2 (Mid-sized MSA)</w:t>
             </w:r>
           </w:p>
         </w:tc>
@@ -806,7 +806,7 @@
           </w:tcPr>
           <w:p>
             <w:r>
-              <w:t>₹25,000</w:t>
+              <w:t>$4,200</w:t>
             </w:r>
           </w:p>
         </w:tc>
@@ -828,7 +828,7 @@
           </w:tcPr>
           <w:p>
             <w:r>
-              <w:t>Tier 3</w:t>
+              <w:t>Tier 3 (Small MSA / Rural)</w:t>
             </w:r>
           </w:p>
         </w:tc>
@@ -838,7 +838,7 @@
           </w:tcPr>
           <w:p>
             <w:r>
-              <w:t>₹20,000</w:t>
+              <w:t>$3,500</w:t>
             </w:r>
           </w:p>
         </w:tc>
